--- a/test-data/RD_Jachymov_dum/outputs/Otazky_pro_Karla_a_projektanty_2026-05-18.docx
+++ b/test-data/RD_Jachymov_dum/outputs/Otazky_pro_Karla_a_projektanty_2026-05-18.docx
@@ -596,14 +596,14 @@
               <w:rPr>
                 <w:sz w:val="18"/>
               </w:rPr>
-              <w:t>Skladby podlah — přesné vrstvy a výrobce</w:t>
+              <w:t>Skladby podlah — přesné vrstvy a výrobce  [RESOLVED 2026-05-18]</w:t>
             </w:r>
           </w:p>
         </w:tc>
         <w:tc>
           <w:tcPr>
             <w:tcW w:type="dxa" w:w="2493"/>
-            <w:shd w:fill="FFE0B2"/>
+            <w:shd w:fill="E0E0E0"/>
             <w:vAlign w:val="center"/>
           </w:tcPr>
           <w:p>
@@ -611,7 +611,7 @@
               <w:rPr>
                 <w:sz w:val="18"/>
               </w:rPr>
-              <w:t>DŮLEŽITÉ</w:t>
+              <w:t>INFORMATIVNÍ</w:t>
             </w:r>
           </w:p>
         </w:tc>
@@ -658,14 +658,14 @@
               <w:rPr>
                 <w:sz w:val="18"/>
               </w:rPr>
-              <w:t>Výpisy oken, dveří, klempířiny, zámečnictví, truhlářství</w:t>
+              <w:t>Výpisy oken, dveří, klempířiny, zámečnictví, truhlářství  [PARTIALLY RESOLVED 2026-05-18]</w:t>
             </w:r>
           </w:p>
         </w:tc>
         <w:tc>
           <w:tcPr>
             <w:tcW w:type="dxa" w:w="2493"/>
-            <w:shd w:fill="FFE0B2"/>
+            <w:shd w:fill="FFF9C4"/>
             <w:vAlign w:val="center"/>
           </w:tcPr>
           <w:p>
@@ -673,7 +673,7 @@
               <w:rPr>
                 <w:sz w:val="18"/>
               </w:rPr>
-              <w:t>DŮLEŽITÉ</w:t>
+              <w:t>STŘEDNĚ DŮLEŽITÉ</w:t>
             </w:r>
           </w:p>
         </w:tc>
@@ -1484,6 +1484,130 @@
           </w:p>
         </w:tc>
       </w:tr>
+      <w:tr>
+        <w:tc>
+          <w:tcPr>
+            <w:tcW w:type="dxa" w:w="2493"/>
+            <w:vAlign w:val="center"/>
+          </w:tcPr>
+          <w:p>
+            <w:pPr>
+              <w:jc w:val="center"/>
+            </w:pPr>
+            <w:r>
+              <w:rPr>
+                <w:sz w:val="18"/>
+              </w:rPr>
+              <w:t>19</w:t>
+            </w:r>
+          </w:p>
+        </w:tc>
+        <w:tc>
+          <w:tcPr>
+            <w:tcW w:type="dxa" w:w="2493"/>
+            <w:vAlign w:val="center"/>
+          </w:tcPr>
+          <w:p>
+            <w:r>
+              <w:rPr>
+                <w:sz w:val="18"/>
+              </w:rPr>
+              <w:t>Statik TeAnau s.r.o. (Tvardík, Bendík)</w:t>
+            </w:r>
+          </w:p>
+        </w:tc>
+        <w:tc>
+          <w:tcPr>
+            <w:tcW w:type="dxa" w:w="2493"/>
+            <w:vAlign w:val="center"/>
+          </w:tcPr>
+          <w:p>
+            <w:r>
+              <w:rPr>
+                <w:sz w:val="18"/>
+              </w:rPr>
+              <w:t>Strop S09 — „košický plech“ vs „trapéz 40S/160“ (terminologický rozpor)</w:t>
+            </w:r>
+          </w:p>
+        </w:tc>
+        <w:tc>
+          <w:tcPr>
+            <w:tcW w:type="dxa" w:w="2493"/>
+            <w:shd w:fill="FFF9C4"/>
+            <w:vAlign w:val="center"/>
+          </w:tcPr>
+          <w:p>
+            <w:r>
+              <w:rPr>
+                <w:sz w:val="18"/>
+              </w:rPr>
+              <w:t>STŘEDNĚ DŮLEŽITÉ</w:t>
+            </w:r>
+          </w:p>
+        </w:tc>
+      </w:tr>
+      <w:tr>
+        <w:tc>
+          <w:tcPr>
+            <w:tcW w:type="dxa" w:w="2493"/>
+            <w:vAlign w:val="center"/>
+          </w:tcPr>
+          <w:p>
+            <w:pPr>
+              <w:jc w:val="center"/>
+            </w:pPr>
+            <w:r>
+              <w:rPr>
+                <w:sz w:val="18"/>
+              </w:rPr>
+              <w:t>20</w:t>
+            </w:r>
+          </w:p>
+        </w:tc>
+        <w:tc>
+          <w:tcPr>
+            <w:tcW w:type="dxa" w:w="2493"/>
+            <w:vAlign w:val="center"/>
+          </w:tcPr>
+          <w:p>
+            <w:r>
+              <w:rPr>
+                <w:sz w:val="18"/>
+              </w:rPr>
+              <w:t>Investor Volný + Karel (rozhodnutí o produkčním ověření)</w:t>
+            </w:r>
+          </w:p>
+        </w:tc>
+        <w:tc>
+          <w:tcPr>
+            <w:tcW w:type="dxa" w:w="2493"/>
+            <w:vAlign w:val="center"/>
+          </w:tcPr>
+          <w:p>
+            <w:r>
+              <w:rPr>
+                <w:sz w:val="18"/>
+              </w:rPr>
+              <w:t>Verifikace ÚRS kódů — production lookup před cenotvorbou</w:t>
+            </w:r>
+          </w:p>
+        </w:tc>
+        <w:tc>
+          <w:tcPr>
+            <w:tcW w:type="dxa" w:w="2493"/>
+            <w:shd w:fill="FFF9C4"/>
+            <w:vAlign w:val="center"/>
+          </w:tcPr>
+          <w:p>
+            <w:r>
+              <w:rPr>
+                <w:sz w:val="18"/>
+              </w:rPr>
+              <w:t>STŘEDNĚ DŮLEŽITÉ</w:t>
+            </w:r>
+          </w:p>
+        </w:tc>
+      </w:tr>
     </w:tbl>
     <w:p>
       <w:r>
@@ -1889,7 +2013,7 @@
         <w:pStyle w:val="Heading2"/>
       </w:pPr>
       <w:r>
-        <w:t>Otázka č. 4:  Skladby podlah — přesné vrstvy a výrobce</w:t>
+        <w:t>Otázka č. 4:  Skladby podlah — přesné vrstvy a výrobce  [RESOLVED 2026-05-18]</w:t>
       </w:r>
     </w:p>
     <w:tbl>
@@ -1944,19 +2068,33 @@
         <w:tc>
           <w:tcPr>
             <w:tcW w:type="dxa" w:w="4986"/>
-            <w:shd w:fill="FFE0B2"/>
+            <w:shd w:fill="E0E0E0"/>
           </w:tcPr>
           <w:p>
             <w:r>
               <w:rPr>
                 <w:b/>
               </w:rPr>
-              <w:t>DŮLEŽITÉ</w:t>
+              <w:t>INFORMATIVNÍ</w:t>
             </w:r>
           </w:p>
         </w:tc>
       </w:tr>
     </w:tbl>
+    <w:p>
+      <w:r>
+        <w:rPr>
+          <w:b/>
+          <w:color w:val="0F5132"/>
+        </w:rPr>
+        <w:t>✓ STATUS: RESOLVED</w:t>
+      </w:r>
+    </w:p>
+    <w:p>
+      <w:r>
+        <w:t>VYŘEŠENO 2026-05-18 (Path C Tier 2): 13 S-codes decodováno z TZ řez A-A legendy + cross-referenced s DXF S-code markers per element location. Sheet 8 Var_E_Skladby_Vrstev obsahuje plné composition vrstev pro všech 13 S-codes (S01–S12b). Výrobce systému zůstává otázkou pro investora (PSV Knauf / Rigips / Fermacell — rozhodnutí o dodavateli).</w:t>
+      </w:r>
+    </w:p>
     <w:p>
       <w:r>
         <w:rPr>
@@ -2021,7 +2159,7 @@
         <w:pStyle w:val="Heading2"/>
       </w:pPr>
       <w:r>
-        <w:t>Otázka č. 5:  Výpisy oken, dveří, klempířiny, zámečnictví, truhlářství</w:t>
+        <w:t>Otázka č. 5:  Výpisy oken, dveří, klempířiny, zámečnictví, truhlářství  [PARTIALLY RESOLVED 2026-05-18]</w:t>
       </w:r>
     </w:p>
     <w:tbl>
@@ -2076,19 +2214,33 @@
         <w:tc>
           <w:tcPr>
             <w:tcW w:type="dxa" w:w="4986"/>
-            <w:shd w:fill="FFE0B2"/>
+            <w:shd w:fill="FFF9C4"/>
           </w:tcPr>
           <w:p>
             <w:r>
               <w:rPr>
                 <w:b/>
               </w:rPr>
-              <w:t>DŮLEŽITÉ</w:t>
+              <w:t>STŘEDNĚ DŮLEŽITÉ</w:t>
             </w:r>
           </w:p>
         </w:tc>
       </w:tr>
     </w:tbl>
+    <w:p>
+      <w:r>
+        <w:rPr>
+          <w:b/>
+          <w:color w:val="A04000"/>
+        </w:rPr>
+        <w:t>✓ STATUS: PARTIALLY RESOLVED</w:t>
+      </w:r>
+    </w:p>
+    <w:p>
+      <w:r>
+        <w:t>ČÁSTEČNĚ VYŘEŠENO 2026-05-18 (Path C Tier 4 — INSERT block extrakce z DXF): Z DXF se podařilo vytáhnout 7 unique window types s exact bbox rozměry — to nahrazuje typický výpis oken pro DSP. Klempířina 173,8 m total z DXF MA_klempíř + SM__klempířina layers, per-typ split (atika / okap / svod / parapet) je v Sheet 8 Var_E + Var_B detail. ZBÝVÁ: TZ silent o materiálu / fabrice klempířiny — dotaz na výrobce zůstává. Dveře vnitřní stále odhad ±20 % (ARS uvádí 'DTD laminované' bez ks/typů).</w:t>
+      </w:r>
+    </w:p>
     <w:p>
       <w:r>
         <w:rPr>
@@ -3888,6 +4040,273 @@
     </w:p>
     <w:p/>
     <w:p>
+      <w:pPr>
+        <w:pStyle w:val="Heading2"/>
+      </w:pPr>
+      <w:r>
+        <w:t>Otázka č. 19:  Strop S09 — „košický plech“ vs „trapéz 40S/160“ (terminologický rozpor)</w:t>
+      </w:r>
+    </w:p>
+    <w:tbl>
+      <w:tblPr>
+        <w:tblStyle w:val="LightList-Accent1"/>
+        <w:tblW w:type="auto" w:w="0"/>
+        <w:tblLook w:firstColumn="1" w:firstRow="1" w:lastColumn="0" w:lastRow="0" w:noHBand="0" w:noVBand="1" w:val="04A0"/>
+      </w:tblPr>
+      <w:tblGrid>
+        <w:gridCol w:w="4986"/>
+        <w:gridCol w:w="4986"/>
+      </w:tblGrid>
+      <w:tr>
+        <w:tc>
+          <w:tcPr>
+            <w:tcW w:type="dxa" w:w="4986"/>
+          </w:tcPr>
+          <w:p>
+            <w:r>
+              <w:rPr>
+                <w:b/>
+              </w:rPr>
+              <w:t>Komu</w:t>
+            </w:r>
+          </w:p>
+        </w:tc>
+        <w:tc>
+          <w:tcPr>
+            <w:tcW w:type="dxa" w:w="4986"/>
+          </w:tcPr>
+          <w:p>
+            <w:r>
+              <w:t>Statik TeAnau s.r.o. (Tvardík, Bendík)</w:t>
+            </w:r>
+          </w:p>
+        </w:tc>
+      </w:tr>
+      <w:tr>
+        <w:tc>
+          <w:tcPr>
+            <w:tcW w:type="dxa" w:w="4986"/>
+          </w:tcPr>
+          <w:p>
+            <w:r>
+              <w:rPr>
+                <w:b/>
+              </w:rPr>
+              <w:t>Důležitost</w:t>
+            </w:r>
+          </w:p>
+        </w:tc>
+        <w:tc>
+          <w:tcPr>
+            <w:tcW w:type="dxa" w:w="4986"/>
+            <w:shd w:fill="FFF9C4"/>
+          </w:tcPr>
+          <w:p>
+            <w:r>
+              <w:rPr>
+                <w:b/>
+              </w:rPr>
+              <w:t>STŘEDNĚ DŮLEŽITÉ</w:t>
+            </w:r>
+          </w:p>
+        </w:tc>
+      </w:tr>
+    </w:tbl>
+    <w:p>
+      <w:r>
+        <w:rPr>
+          <w:b/>
+        </w:rPr>
+        <w:t>O co jde:</w:t>
+      </w:r>
+    </w:p>
+    <w:p>
+      <w:r>
+        <w:t>ARS řez S09 (skladba stropu 1.NP/2.NP) uvádí „košický plech“ jako konstrukci spřaženého stropu. TZ statika dům §6.3 ale uvádí přesnou specifikaci „trapézový plech 40S/160 tl. 0,75 mm + nabetonávka 60 mm z betonu C25/30 XC1“. Jde o stejnou konstrukci (jen synonymum), nebo o dvě různé varianty?</w:t>
+      </w:r>
+    </w:p>
+    <w:p>
+      <w:r>
+        <w:rPr>
+          <w:b/>
+        </w:rPr>
+        <w:t>Co je třeba:</w:t>
+      </w:r>
+    </w:p>
+    <w:p>
+      <w:r>
+        <w:t>Karle, prosím dotaž TeAnau, zda je „košický plech“ a „trapéz 40S/160 + nabetonávka“ synonymum (= jedna a tatáž ocelobetonová deska s trny pro spřažení) nebo zda jde o dvě různé skladby. Pokud synonymum, sjednotit terminologii v dokumentaci.</w:t>
+      </w:r>
+    </w:p>
+    <w:p>
+      <w:r>
+        <w:rPr>
+          <w:b/>
+        </w:rPr>
+        <w:t>Co prozatím máme (předpoklad pro výpočet):</w:t>
+      </w:r>
+    </w:p>
+    <w:p>
+      <w:r>
+        <w:t>Pracovní hypotéza: synonyma. „Košický plech“ je hovorové označení pro trapézový plech s trny / vrubovými žebry pro spřažení s nabetonovanou monolitickou deskou — typická skladba ocelobetonového stropu v ČR. V rozpočtu položeno jako „HSV-4 Ocelobetonový strop — trapéz 40S/160 tl. 0,75 mm + nabetonávka 60 mm C25/30“ podle specifické varianty z TZ statika (preferujeme přesnější popis).</w:t>
+      </w:r>
+    </w:p>
+    <w:p>
+      <w:r>
+        <w:rPr>
+          <w:b/>
+        </w:rPr>
+        <w:t>Vliv na rozpočet:</w:t>
+      </w:r>
+    </w:p>
+    <w:p>
+      <w:r>
+        <w:t>Pokud synonymum (předpokládaná varianta): položka HSV-4 ocelobetonový strop je správná. Pokud dvě skladby: zhotovitel musí ověřit, která je závazná — ARS nebo TZ statika. Standardně preferuje TZ statika.</w:t>
+      </w:r>
+    </w:p>
+    <w:p/>
+    <w:p>
+      <w:pPr>
+        <w:pStyle w:val="Heading2"/>
+      </w:pPr>
+      <w:r>
+        <w:t>Otázka č. 20:  Verifikace ÚRS kódů — production lookup před cenotvorbou</w:t>
+      </w:r>
+    </w:p>
+    <w:tbl>
+      <w:tblPr>
+        <w:tblStyle w:val="LightList-Accent1"/>
+        <w:tblW w:type="auto" w:w="0"/>
+        <w:tblLook w:firstColumn="1" w:firstRow="1" w:lastColumn="0" w:lastRow="0" w:noHBand="0" w:noVBand="1" w:val="04A0"/>
+      </w:tblPr>
+      <w:tblGrid>
+        <w:gridCol w:w="4986"/>
+        <w:gridCol w:w="4986"/>
+      </w:tblGrid>
+      <w:tr>
+        <w:tc>
+          <w:tcPr>
+            <w:tcW w:type="dxa" w:w="4986"/>
+          </w:tcPr>
+          <w:p>
+            <w:r>
+              <w:rPr>
+                <w:b/>
+              </w:rPr>
+              <w:t>Komu</w:t>
+            </w:r>
+          </w:p>
+        </w:tc>
+        <w:tc>
+          <w:tcPr>
+            <w:tcW w:type="dxa" w:w="4986"/>
+          </w:tcPr>
+          <w:p>
+            <w:r>
+              <w:t>Investor Volný + Karel (rozhodnutí o produkčním ověření)</w:t>
+            </w:r>
+          </w:p>
+        </w:tc>
+      </w:tr>
+      <w:tr>
+        <w:tc>
+          <w:tcPr>
+            <w:tcW w:type="dxa" w:w="4986"/>
+          </w:tcPr>
+          <w:p>
+            <w:r>
+              <w:rPr>
+                <w:b/>
+              </w:rPr>
+              <w:t>Důležitost</w:t>
+            </w:r>
+          </w:p>
+        </w:tc>
+        <w:tc>
+          <w:tcPr>
+            <w:tcW w:type="dxa" w:w="4986"/>
+            <w:shd w:fill="FFF9C4"/>
+          </w:tcPr>
+          <w:p>
+            <w:r>
+              <w:rPr>
+                <w:b/>
+              </w:rPr>
+              <w:t>STŘEDNĚ DŮLEŽITÉ</w:t>
+            </w:r>
+          </w:p>
+        </w:tc>
+      </w:tr>
+    </w:tbl>
+    <w:p>
+      <w:r>
+        <w:rPr>
+          <w:b/>
+        </w:rPr>
+        <w:t>O co jde:</w:t>
+      </w:r>
+    </w:p>
+    <w:p>
+      <w:r>
+        <w:t>Rozpočet obsahuje 189 položek s navrženými ÚRS kódy generovanými heuristikou v Phase 1. V Part 5b (Sheet 9 Var_F_URS_Verification_Trail) jsme ověřili 12 kódů přes WebSearch (veřejná zrcadla podminky.urs.cz: smlouvy.gov.cz, vhodne-uverejneni.cz, docplayer.cz, cs-urs.cz).</w:t>
+        <w:br/>
+        <w:br/>
+        <w:t>Výsledek ověření: heuristika odhadne první 6 cifer (rodinu) správně v ~75 % případů, ale 9-cifrový leaf je chybný v ~63 % (odlišný distance band, materiál, geometrie, nebo lokace). 3 položky verifikovány jako přesné, 9 položek označeno LEAF CHYBNÝ (viz červeně označený sloupec v Sheet 5/6 Var_B_Polozkovy), 4 nahrazeny správnými kódy (HSV6.007 keramické obklady → 781473810 atd.).</w:t>
+      </w:r>
+    </w:p>
+    <w:p>
+      <w:r>
+        <w:rPr>
+          <w:b/>
+        </w:rPr>
+        <w:t>Co je třeba:</w:t>
+      </w:r>
+    </w:p>
+    <w:p>
+      <w:r>
+        <w:t>Pro produkční cenotvorbu doporučujeme spustit zbývajících 177 položek přes URS_MATCHER service (Perplexity-driven online lookup s ÚRS katalogem 2026/I). Náklad: ~3-4 hodiny processing + 30-60 min cleanup ≈ 3-4 tis. Kč extra service.</w:t>
+        <w:br/>
+        <w:br/>
+        <w:t>Karle, prosím přepošli Volnému s žádostí o rozhodnutí: ANO objednat full URS verification před cenovou nabídkou, NEBO ponechat na zhotoviteli s upozorněním v cenové nabídce, že kódy jsou heuristické a vyžadují ověření.</w:t>
+      </w:r>
+    </w:p>
+    <w:p>
+      <w:r>
+        <w:rPr>
+          <w:b/>
+        </w:rPr>
+        <w:t>Co prozatím máme (předpoklad pro výpočet):</w:t>
+      </w:r>
+    </w:p>
+    <w:p>
+      <w:r>
+        <w:t>Aktuální stav (po Part 5b WebSearch):</w:t>
+        <w:br/>
+        <w:t xml:space="preserve">  • 4 položky urs_status=matched_websearch_verified ✓ (confidence 0,90–0,95)</w:t>
+        <w:br/>
+        <w:t xml:space="preserve">  • 9 položek urs_status=wrong_leaf_disambiguation_needed ⚠ (confidence snížena na 0,50, 6-ciferná rodina v urs_code_family_6digit)</w:t>
+        <w:br/>
+        <w:t xml:space="preserve">  • 176 položek urs_status=needs_production_lookup (confidence 0,65, čeká na URS_MATCHER service run)</w:t>
+        <w:br/>
+        <w:br/>
+        <w:t>Excel Sheet 9 Var_F obsahuje plný audit trail per kód: verdict (matched / wrong leaf / correct replacement), verified URS popis, item popis, correct_code_hint pro disambiguation.</w:t>
+      </w:r>
+    </w:p>
+    <w:p>
+      <w:r>
+        <w:rPr>
+          <w:b/>
+        </w:rPr>
+        <w:t>Vliv na rozpočet:</w:t>
+      </w:r>
+    </w:p>
+    <w:p>
+      <w:r>
+        <w:t>Pokud URS verification objednán: cenová nabídka má production-grade ÚRS kódy (~95 % top-1 acceptance), zhotovitel ji může bez úprav předložit. Pokud NE: cena platí, ale zhotovitel musí v provádění nahradit ~120 chybných leaves vlastní inženýrskou cestou — rezerva 5-8 % v ceně doporučena.</w:t>
+      </w:r>
+    </w:p>
+    <w:p/>
+    <w:p>
       <w:r>
         <w:br w:type="page"/>
       </w:r>
